--- a/Gemcitabine_inVivo_projectSummary_042225.docx
+++ b/Gemcitabine_inVivo_projectSummary_042225.docx
@@ -74,7 +74,6 @@
           <w14:ligatures w14:val="none"/>
         </w:rPr>
       </w:pPr>
-      <w:proofErr w:type="gramStart"/>
       <w:r>
         <w:rPr>
           <w:rFonts w:ascii="Times New Roman" w:eastAsia="Times New Roman" w:hAnsi="Times New Roman" w:cs="Times New Roman"/>
@@ -88,7 +87,6 @@
         </w:rPr>
         <w:t>1  Overview</w:t>
       </w:r>
-      <w:proofErr w:type="gramEnd"/>
     </w:p>
     <w:p>
       <w:pPr>
@@ -188,7 +186,7 @@
         <w:rPr>
           <w:noProof/>
         </w:rPr>
-        <w:pict w14:anchorId="6472AADA">
+        <w:pict w14:anchorId="40C76D77">
           <v:rect id="Horizontal Line 1" o:spid="_x0000_s1028" alt="" style="width:468pt;height:.1pt;visibility:visible;mso-wrap-style:square;mso-width-percent:0;mso-height-percent:0;mso-left-percent:-10001;mso-top-percent:-10001;mso-position-horizontal:absolute;mso-position-horizontal-relative:char;mso-position-vertical:absolute;mso-position-vertical-relative:line;mso-width-percent:0;mso-height-percent:0;mso-left-percent:-10001;mso-top-percent:-10001;v-text-anchor:top" filled="f">
             <o:lock v:ext="edit" rotation="t" aspectratio="t" verticies="t" text="t" shapetype="t"/>
             <w10:anchorlock/>
@@ -211,7 +209,6 @@
           <w14:ligatures w14:val="none"/>
         </w:rPr>
       </w:pPr>
-      <w:proofErr w:type="gramStart"/>
       <w:r>
         <w:rPr>
           <w:rFonts w:ascii="Times New Roman" w:eastAsia="Times New Roman" w:hAnsi="Times New Roman" w:cs="Times New Roman"/>
@@ -223,21 +220,27 @@
           <w:szCs w:val="36"/>
           <w14:ligatures w14:val="none"/>
         </w:rPr>
-        <w:t>2  Experimental</w:t>
-      </w:r>
-      <w:proofErr w:type="gramEnd"/>
-      <w:r>
-        <w:rPr>
-          <w:rFonts w:ascii="Times New Roman" w:eastAsia="Times New Roman" w:hAnsi="Times New Roman" w:cs="Times New Roman"/>
-          <w:b/>
-          <w:bCs/>
-          <w:color w:val="000000"/>
-          <w:kern w:val="0"/>
-          <w:sz w:val="36"/>
-          <w:szCs w:val="36"/>
-          <w14:ligatures w14:val="none"/>
-        </w:rPr>
-        <w:t xml:space="preserve"> Design </w:t>
+        <w:t xml:space="preserve">2  Experimental Design </w:t>
+      </w:r>
+    </w:p>
+    <w:p>
+      <w:pPr>
+        <w:spacing w:before="100" w:beforeAutospacing="1" w:after="100" w:afterAutospacing="1" w:line="240" w:lineRule="auto"/>
+        <w:rPr>
+          <w:rFonts w:ascii="Times New Roman" w:eastAsia="Times New Roman" w:hAnsi="Times New Roman" w:cs="Times New Roman"/>
+          <w:color w:val="000000"/>
+          <w:kern w:val="0"/>
+          <w14:ligatures w14:val="none"/>
+        </w:rPr>
+      </w:pPr>
+      <w:r>
+        <w:rPr>
+          <w:rFonts w:ascii="Times New Roman" w:eastAsia="Times New Roman" w:hAnsi="Times New Roman" w:cs="Times New Roman"/>
+          <w:color w:val="000000"/>
+          <w:kern w:val="0"/>
+          <w14:ligatures w14:val="none"/>
+        </w:rPr>
+        <w:t>Mice were treated with gemcitabine twice per week. Treatment was administered for a minimum of 4 weeks, and continued for up to 9 weeks in a subset of animals (notably within the 4N group). Treatment was continued until tumors reached terminal size / study endpoint, at which time mice were sacrificed; the time to terminal size varied across animals, particularly in the 4N cohort.</w:t>
       </w:r>
     </w:p>
     <w:tbl>
@@ -509,7 +512,6 @@
               </w:rPr>
               <w:t>1 × 10^6 cells injected orthotopically per mouse (5 sites per ploidy group: O, R, L, RR, RL). R code block shows </w:t>
             </w:r>
-            <w:proofErr w:type="gramStart"/>
             <w:r>
               <w:rPr>
                 <w:rFonts w:ascii="Courier New" w:eastAsia="Times New Roman" w:hAnsi="Courier New" w:cs="Courier New"/>
@@ -519,43 +521,7 @@
                 <w:szCs w:val="20"/>
                 <w14:ligatures w14:val="none"/>
               </w:rPr>
-              <w:t>inject(</w:t>
-            </w:r>
-            <w:proofErr w:type="gramEnd"/>
-            <w:r>
-              <w:rPr>
-                <w:rFonts w:ascii="Courier New" w:eastAsia="Times New Roman" w:hAnsi="Courier New" w:cs="Courier New"/>
-                <w:color w:val="000000"/>
-                <w:kern w:val="0"/>
-                <w:sz w:val="20"/>
-                <w:szCs w:val="20"/>
-                <w14:ligatures w14:val="none"/>
-              </w:rPr>
-              <w:t xml:space="preserve">... strain = 133, </w:t>
-            </w:r>
-            <w:proofErr w:type="spellStart"/>
-            <w:r>
-              <w:rPr>
-                <w:rFonts w:ascii="Courier New" w:eastAsia="Times New Roman" w:hAnsi="Courier New" w:cs="Courier New"/>
-                <w:color w:val="000000"/>
-                <w:kern w:val="0"/>
-                <w:sz w:val="20"/>
-                <w:szCs w:val="20"/>
-                <w14:ligatures w14:val="none"/>
-              </w:rPr>
-              <w:t>injection_type</w:t>
-            </w:r>
-            <w:proofErr w:type="spellEnd"/>
-            <w:r>
-              <w:rPr>
-                <w:rFonts w:ascii="Courier New" w:eastAsia="Times New Roman" w:hAnsi="Courier New" w:cs="Courier New"/>
-                <w:color w:val="000000"/>
-                <w:kern w:val="0"/>
-                <w:sz w:val="20"/>
-                <w:szCs w:val="20"/>
-                <w14:ligatures w14:val="none"/>
-              </w:rPr>
-              <w:t> = 23)</w:t>
+              <w:t>inject(... strain = 133, injection_type = 23)</w:t>
             </w:r>
             <w:r>
               <w:rPr>
@@ -672,17 +638,7 @@
                 <w:kern w:val="0"/>
                 <w14:ligatures w14:val="none"/>
               </w:rPr>
-              <w:t>0 mg kg⁻</w:t>
-            </w:r>
-            <w:proofErr w:type="gramStart"/>
-            <w:r>
-              <w:rPr>
-                <w:rFonts w:ascii="Times New Roman" w:eastAsia="Times New Roman" w:hAnsi="Times New Roman" w:cs="Times New Roman"/>
-                <w:color w:val="000000"/>
-                <w:kern w:val="0"/>
-                <w14:ligatures w14:val="none"/>
-              </w:rPr>
-              <w:t xml:space="preserve">¹, </w:t>
+              <w:t xml:space="preserve">0 mg kg⁻¹, </w:t>
             </w:r>
             <w:r>
               <w:rPr>
@@ -691,17 +647,7 @@
                 <w:kern w:val="0"/>
                 <w14:ligatures w14:val="none"/>
               </w:rPr>
-              <w:t xml:space="preserve"> 60</w:t>
-            </w:r>
-            <w:proofErr w:type="gramEnd"/>
-            <w:r>
-              <w:rPr>
-                <w:rFonts w:ascii="Times New Roman" w:eastAsia="Times New Roman" w:hAnsi="Times New Roman" w:cs="Times New Roman"/>
-                <w:color w:val="000000"/>
-                <w:kern w:val="0"/>
-                <w14:ligatures w14:val="none"/>
-              </w:rPr>
-              <w:t> mg kg⁻¹, 120 mg kg⁻¹.</w:t>
+              <w:t xml:space="preserve"> 60 mg kg⁻¹, 120 mg kg⁻¹.</w:t>
             </w:r>
           </w:p>
         </w:tc>
@@ -762,27 +708,7 @@
                 <w:kern w:val="0"/>
                 <w14:ligatures w14:val="none"/>
               </w:rPr>
-              <w:t xml:space="preserve">Seeding 22 Aug 2024 → first Gem dose 17 Sep 2024 → serial </w:t>
-            </w:r>
-            <w:proofErr w:type="spellStart"/>
-            <w:r>
-              <w:rPr>
-                <w:rFonts w:ascii="Times New Roman" w:eastAsia="Times New Roman" w:hAnsi="Times New Roman" w:cs="Times New Roman"/>
-                <w:color w:val="000000"/>
-                <w:kern w:val="0"/>
-                <w14:ligatures w14:val="none"/>
-              </w:rPr>
-              <w:t>tumour</w:t>
-            </w:r>
-            <w:proofErr w:type="spellEnd"/>
-            <w:r>
-              <w:rPr>
-                <w:rFonts w:ascii="Times New Roman" w:eastAsia="Times New Roman" w:hAnsi="Times New Roman" w:cs="Times New Roman"/>
-                <w:color w:val="000000"/>
-                <w:kern w:val="0"/>
-                <w14:ligatures w14:val="none"/>
-              </w:rPr>
-              <w:t xml:space="preserve"> measurements Day 0–38 → harvest or end</w:t>
+              <w:t>Seeding 22 Aug 2024 → first Gem dose 17 Sep 2024 → serial tumour measurements Day 0–38 → harvest or end</w:t>
             </w:r>
             <w:r>
               <w:rPr>
@@ -911,27 +837,7 @@
           <w:kern w:val="0"/>
           <w14:ligatures w14:val="none"/>
         </w:rPr>
-        <w:t> </w:t>
-      </w:r>
-      <w:proofErr w:type="spellStart"/>
-      <w:r>
-        <w:rPr>
-          <w:rFonts w:ascii="Times New Roman" w:eastAsia="Times New Roman" w:hAnsi="Times New Roman" w:cs="Times New Roman"/>
-          <w:color w:val="000000"/>
-          <w:kern w:val="0"/>
-          <w14:ligatures w14:val="none"/>
-        </w:rPr>
-        <w:t>tumour</w:t>
-      </w:r>
-      <w:proofErr w:type="spellEnd"/>
-      <w:r>
-        <w:rPr>
-          <w:rFonts w:ascii="Times New Roman" w:eastAsia="Times New Roman" w:hAnsi="Times New Roman" w:cs="Times New Roman"/>
-          <w:color w:val="000000"/>
-          <w:kern w:val="0"/>
-          <w14:ligatures w14:val="none"/>
-        </w:rPr>
-        <w:t xml:space="preserve"> volume trajectory (columns </w:t>
+        <w:t> tumour volume trajectory (columns </w:t>
       </w:r>
       <w:r>
         <w:rPr>
@@ -991,7 +897,6 @@
         </w:rPr>
         <w:t> </w:t>
       </w:r>
-      <w:proofErr w:type="spellStart"/>
       <w:r>
         <w:rPr>
           <w:rFonts w:ascii="Times New Roman" w:eastAsia="Times New Roman" w:hAnsi="Times New Roman" w:cs="Times New Roman"/>
@@ -1003,7 +908,6 @@
         </w:rPr>
         <w:t>scRNA</w:t>
       </w:r>
-      <w:proofErr w:type="spellEnd"/>
       <w:r>
         <w:rPr>
           <w:rFonts w:ascii="Times New Roman" w:eastAsia="Times New Roman" w:hAnsi="Times New Roman" w:cs="Times New Roman"/>
@@ -1229,27 +1133,7 @@
           <w:kern w:val="0"/>
           <w14:ligatures w14:val="none"/>
         </w:rPr>
-        <w:t xml:space="preserve"> maps each harvested </w:t>
-      </w:r>
-      <w:proofErr w:type="spellStart"/>
-      <w:r>
-        <w:rPr>
-          <w:rFonts w:ascii="Times New Roman" w:eastAsia="Times New Roman" w:hAnsi="Times New Roman" w:cs="Times New Roman"/>
-          <w:color w:val="000000"/>
-          <w:kern w:val="0"/>
-          <w14:ligatures w14:val="none"/>
-        </w:rPr>
-        <w:t>tumour</w:t>
-      </w:r>
-      <w:proofErr w:type="spellEnd"/>
-      <w:r>
-        <w:rPr>
-          <w:rFonts w:ascii="Times New Roman" w:eastAsia="Times New Roman" w:hAnsi="Times New Roman" w:cs="Times New Roman"/>
-          <w:color w:val="000000"/>
-          <w:kern w:val="0"/>
-          <w14:ligatures w14:val="none"/>
-        </w:rPr>
-        <w:t xml:space="preserve"> to its sequencing ID and dose group. Two extra rows correspond to bulk cell</w:t>
+        <w:t> maps each harvested tumour to its sequencing ID and dose group. Two extra rows correspond to bulk cell</w:t>
       </w:r>
       <w:r>
         <w:rPr>
@@ -1376,6 +1260,7 @@
           <w:szCs w:val="27"/>
           <w14:ligatures w14:val="none"/>
         </w:rPr>
+        <w:lastRenderedPageBreak/>
         <w:t>Cohort summary</w:t>
       </w:r>
     </w:p>
@@ -1607,31 +1492,7 @@
           <w:kern w:val="0"/>
           <w14:ligatures w14:val="none"/>
         </w:rPr>
-        <w:t xml:space="preserve">Sequenced </w:t>
-      </w:r>
-      <w:proofErr w:type="spellStart"/>
-      <w:r>
-        <w:rPr>
-          <w:rFonts w:ascii="Times New Roman" w:eastAsia="Times New Roman" w:hAnsi="Times New Roman" w:cs="Times New Roman"/>
-          <w:b/>
-          <w:bCs/>
-          <w:color w:val="000000"/>
-          <w:kern w:val="0"/>
-          <w14:ligatures w14:val="none"/>
-        </w:rPr>
-        <w:t>tumours</w:t>
-      </w:r>
-      <w:proofErr w:type="spellEnd"/>
-      <w:r>
-        <w:rPr>
-          <w:rFonts w:ascii="Times New Roman" w:eastAsia="Times New Roman" w:hAnsi="Times New Roman" w:cs="Times New Roman"/>
-          <w:b/>
-          <w:bCs/>
-          <w:color w:val="000000"/>
-          <w:kern w:val="0"/>
-          <w14:ligatures w14:val="none"/>
-        </w:rPr>
-        <w:t>:</w:t>
+        <w:t>Sequenced tumours:</w:t>
       </w:r>
       <w:r>
         <w:rPr>
@@ -1688,8 +1549,7 @@
           <w:noProof/>
           <w:kern w:val="0"/>
         </w:rPr>
-        <w:lastRenderedPageBreak/>
-        <w:pict w14:anchorId="4357D301">
+        <w:pict w14:anchorId="72B6382F">
           <v:rect id="_x0000_i1027" alt="" style="width:468pt;height:.05pt;mso-width-percent:0;mso-height-percent:0;mso-width-percent:0;mso-height-percent:0" o:hralign="center" o:hrstd="t" o:hr="t" fillcolor="#a0a0a0" stroked="f"/>
         </w:pict>
       </w:r>
@@ -1709,7 +1569,6 @@
           <w14:ligatures w14:val="none"/>
         </w:rPr>
       </w:pPr>
-      <w:proofErr w:type="gramStart"/>
       <w:r>
         <w:rPr>
           <w:rFonts w:ascii="Times New Roman" w:eastAsia="Times New Roman" w:hAnsi="Times New Roman" w:cs="Times New Roman"/>
@@ -1721,21 +1580,7 @@
           <w:szCs w:val="36"/>
           <w14:ligatures w14:val="none"/>
         </w:rPr>
-        <w:t>3  Completed</w:t>
-      </w:r>
-      <w:proofErr w:type="gramEnd"/>
-      <w:r>
-        <w:rPr>
-          <w:rFonts w:ascii="Times New Roman" w:eastAsia="Times New Roman" w:hAnsi="Times New Roman" w:cs="Times New Roman"/>
-          <w:b/>
-          <w:bCs/>
-          <w:color w:val="000000"/>
-          <w:kern w:val="0"/>
-          <w:sz w:val="36"/>
-          <w:szCs w:val="36"/>
-          <w14:ligatures w14:val="none"/>
-        </w:rPr>
-        <w:t xml:space="preserve"> Analyses (code base)</w:t>
+        <w:t>3  Completed Analyses (code base)</w:t>
       </w:r>
     </w:p>
     <w:p>
@@ -1764,37 +1609,8 @@
           <w:szCs w:val="27"/>
           <w14:ligatures w14:val="none"/>
         </w:rPr>
-        <w:t xml:space="preserve">3.1 Survival / </w:t>
-      </w:r>
-      <w:proofErr w:type="spellStart"/>
-      <w:r>
-        <w:rPr>
-          <w:rFonts w:ascii="Times New Roman" w:eastAsia="Times New Roman" w:hAnsi="Times New Roman" w:cs="Times New Roman"/>
-          <w:b/>
-          <w:bCs/>
-          <w:color w:val="000000"/>
-          <w:kern w:val="0"/>
-          <w:sz w:val="27"/>
-          <w:szCs w:val="27"/>
-          <w14:ligatures w14:val="none"/>
-        </w:rPr>
-        <w:t>tumour</w:t>
-      </w:r>
-      <w:proofErr w:type="spellEnd"/>
-      <w:r>
-        <w:rPr>
-          <w:rFonts w:ascii="Times New Roman" w:eastAsia="Times New Roman" w:hAnsi="Times New Roman" w:cs="Times New Roman"/>
-          <w:b/>
-          <w:bCs/>
-          <w:color w:val="000000"/>
-          <w:kern w:val="0"/>
-          <w:sz w:val="27"/>
-          <w:szCs w:val="27"/>
-          <w14:ligatures w14:val="none"/>
-        </w:rPr>
-        <w:t xml:space="preserve"> kinetics (</w:t>
-      </w:r>
-      <w:proofErr w:type="spellStart"/>
+        <w:t>3.1 Survival / tumour kinetics (</w:t>
+      </w:r>
       <w:r>
         <w:rPr>
           <w:rFonts w:ascii="Courier New" w:eastAsia="Times New Roman" w:hAnsi="Courier New" w:cs="Courier New"/>
@@ -1808,7 +1624,6 @@
         </w:rPr>
         <w:t>Gem_InVivo_SurvivalAnalysisPloidy.R</w:t>
       </w:r>
-      <w:proofErr w:type="spellEnd"/>
       <w:r>
         <w:rPr>
           <w:rFonts w:ascii="Times New Roman" w:eastAsia="Times New Roman" w:hAnsi="Times New Roman" w:cs="Times New Roman"/>
@@ -1910,7 +1725,6 @@
         </w:rPr>
         <w:t>/</w:t>
       </w:r>
-      <w:proofErr w:type="spellStart"/>
       <w:r>
         <w:rPr>
           <w:rFonts w:ascii="Courier New" w:eastAsia="Times New Roman" w:hAnsi="Courier New" w:cs="Courier New"/>
@@ -1922,7 +1736,6 @@
         </w:rPr>
         <w:t>survminer</w:t>
       </w:r>
-      <w:proofErr w:type="spellEnd"/>
       <w:r>
         <w:rPr>
           <w:rFonts w:ascii="Times New Roman" w:eastAsia="Times New Roman" w:hAnsi="Times New Roman" w:cs="Times New Roman"/>
@@ -1995,7 +1808,6 @@
         <w:noBreakHyphen/>
         <w:t>number clone discovery (</w:t>
       </w:r>
-      <w:proofErr w:type="spellStart"/>
       <w:r>
         <w:rPr>
           <w:rFonts w:ascii="Courier New" w:eastAsia="Times New Roman" w:hAnsi="Courier New" w:cs="Courier New"/>
@@ -2009,7 +1821,6 @@
         </w:rPr>
         <w:t>Manager.R</w:t>
       </w:r>
-      <w:proofErr w:type="spellEnd"/>
       <w:r>
         <w:rPr>
           <w:rFonts w:ascii="Times New Roman" w:eastAsia="Times New Roman" w:hAnsi="Times New Roman" w:cs="Times New Roman"/>
@@ -2023,7 +1834,6 @@
         </w:rPr>
         <w:t>, </w:t>
       </w:r>
-      <w:proofErr w:type="spellStart"/>
       <w:r>
         <w:rPr>
           <w:rFonts w:ascii="Courier New" w:eastAsia="Times New Roman" w:hAnsi="Courier New" w:cs="Courier New"/>
@@ -2037,7 +1847,6 @@
         </w:rPr>
         <w:t>Utils.R</w:t>
       </w:r>
-      <w:proofErr w:type="spellEnd"/>
       <w:r>
         <w:rPr>
           <w:rFonts w:ascii="Times New Roman" w:eastAsia="Times New Roman" w:hAnsi="Times New Roman" w:cs="Times New Roman"/>
@@ -2066,7 +1875,6 @@
           <w14:ligatures w14:val="none"/>
         </w:rPr>
       </w:pPr>
-      <w:proofErr w:type="spellStart"/>
       <w:r>
         <w:rPr>
           <w:rFonts w:ascii="Times New Roman" w:eastAsia="Times New Roman" w:hAnsi="Times New Roman" w:cs="Times New Roman"/>
@@ -2078,7 +1886,6 @@
         </w:rPr>
         <w:t>scRNA</w:t>
       </w:r>
-      <w:proofErr w:type="spellEnd"/>
       <w:r>
         <w:rPr>
           <w:rFonts w:ascii="Times New Roman" w:eastAsia="Times New Roman" w:hAnsi="Times New Roman" w:cs="Times New Roman"/>
@@ -2100,8 +1907,6 @@
         </w:rPr>
         <w:t> – wrapper </w:t>
       </w:r>
-      <w:proofErr w:type="spellStart"/>
-      <w:proofErr w:type="gramStart"/>
       <w:r>
         <w:rPr>
           <w:rFonts w:ascii="Courier New" w:eastAsia="Times New Roman" w:hAnsi="Courier New" w:cs="Courier New"/>
@@ -2111,31 +1916,7 @@
           <w:szCs w:val="20"/>
           <w14:ligatures w14:val="none"/>
         </w:rPr>
-        <w:t>NumbatPostProcess</w:t>
-      </w:r>
-      <w:proofErr w:type="spellEnd"/>
-      <w:r>
-        <w:rPr>
-          <w:rFonts w:ascii="Courier New" w:eastAsia="Times New Roman" w:hAnsi="Courier New" w:cs="Courier New"/>
-          <w:color w:val="000000"/>
-          <w:kern w:val="0"/>
-          <w:sz w:val="20"/>
-          <w:szCs w:val="20"/>
-          <w14:ligatures w14:val="none"/>
-        </w:rPr>
-        <w:t>(</w:t>
-      </w:r>
-      <w:proofErr w:type="gramEnd"/>
-      <w:r>
-        <w:rPr>
-          <w:rFonts w:ascii="Courier New" w:eastAsia="Times New Roman" w:hAnsi="Courier New" w:cs="Courier New"/>
-          <w:color w:val="000000"/>
-          <w:kern w:val="0"/>
-          <w:sz w:val="20"/>
-          <w:szCs w:val="20"/>
-          <w14:ligatures w14:val="none"/>
-        </w:rPr>
-        <w:t>)</w:t>
+        <w:t>NumbatPostProcess()</w:t>
       </w:r>
       <w:r>
         <w:rPr>
@@ -2154,27 +1935,7 @@
           <w14:ligatures w14:val="none"/>
         </w:rPr>
         <w:noBreakHyphen/>
-        <w:t xml:space="preserve">posterior calls to absolute CN matrices </w:t>
-      </w:r>
-      <w:proofErr w:type="spellStart"/>
-      <w:r>
-        <w:rPr>
-          <w:rFonts w:ascii="Times New Roman" w:eastAsia="Times New Roman" w:hAnsi="Times New Roman" w:cs="Times New Roman"/>
-          <w:color w:val="000000"/>
-          <w:kern w:val="0"/>
-          <w14:ligatures w14:val="none"/>
-        </w:rPr>
-        <w:t>centred</w:t>
-      </w:r>
-      <w:proofErr w:type="spellEnd"/>
-      <w:r>
-        <w:rPr>
-          <w:rFonts w:ascii="Times New Roman" w:eastAsia="Times New Roman" w:hAnsi="Times New Roman" w:cs="Times New Roman"/>
-          <w:color w:val="000000"/>
-          <w:kern w:val="0"/>
-          <w14:ligatures w14:val="none"/>
-        </w:rPr>
-        <w:t xml:space="preserve"> to ploidy (2 or 4).</w:t>
+        <w:t>posterior calls to absolute CN matrices centred to ploidy (2 or 4).</w:t>
       </w:r>
     </w:p>
     <w:p>
@@ -2256,8 +2017,6 @@
         </w:rPr>
         <w:t> – </w:t>
       </w:r>
-      <w:proofErr w:type="spellStart"/>
-      <w:proofErr w:type="gramStart"/>
       <w:r>
         <w:rPr>
           <w:rFonts w:ascii="Courier New" w:eastAsia="Times New Roman" w:hAnsi="Courier New" w:cs="Courier New"/>
@@ -2267,72 +2026,17 @@
           <w:szCs w:val="20"/>
           <w14:ligatures w14:val="none"/>
         </w:rPr>
-        <w:t>alignCNmatrices</w:t>
-      </w:r>
-      <w:proofErr w:type="spellEnd"/>
-      <w:r>
-        <w:rPr>
-          <w:rFonts w:ascii="Courier New" w:eastAsia="Times New Roman" w:hAnsi="Courier New" w:cs="Courier New"/>
-          <w:color w:val="000000"/>
-          <w:kern w:val="0"/>
-          <w:sz w:val="20"/>
-          <w:szCs w:val="20"/>
-          <w14:ligatures w14:val="none"/>
-        </w:rPr>
-        <w:t>(</w:t>
-      </w:r>
-      <w:proofErr w:type="gramEnd"/>
-      <w:r>
-        <w:rPr>
-          <w:rFonts w:ascii="Courier New" w:eastAsia="Times New Roman" w:hAnsi="Courier New" w:cs="Courier New"/>
-          <w:color w:val="000000"/>
-          <w:kern w:val="0"/>
-          <w:sz w:val="20"/>
-          <w:szCs w:val="20"/>
-          <w14:ligatures w14:val="none"/>
-        </w:rPr>
-        <w:t>)</w:t>
-      </w:r>
-      <w:r>
-        <w:rPr>
-          <w:rFonts w:ascii="Times New Roman" w:eastAsia="Times New Roman" w:hAnsi="Times New Roman" w:cs="Times New Roman"/>
-          <w:color w:val="000000"/>
-          <w:kern w:val="0"/>
-          <w14:ligatures w14:val="none"/>
-        </w:rPr>
-        <w:t> </w:t>
-      </w:r>
-      <w:proofErr w:type="spellStart"/>
-      <w:r>
-        <w:rPr>
-          <w:rFonts w:ascii="Times New Roman" w:eastAsia="Times New Roman" w:hAnsi="Times New Roman" w:cs="Times New Roman"/>
-          <w:color w:val="000000"/>
-          <w:kern w:val="0"/>
-          <w14:ligatures w14:val="none"/>
-        </w:rPr>
-        <w:t>harmonises</w:t>
-      </w:r>
-      <w:proofErr w:type="spellEnd"/>
-      <w:r>
-        <w:rPr>
-          <w:rFonts w:ascii="Times New Roman" w:eastAsia="Times New Roman" w:hAnsi="Times New Roman" w:cs="Times New Roman"/>
-          <w:color w:val="000000"/>
-          <w:kern w:val="0"/>
-          <w14:ligatures w14:val="none"/>
-        </w:rPr>
-        <w:t xml:space="preserve"> </w:t>
-      </w:r>
-      <w:proofErr w:type="spellStart"/>
-      <w:r>
-        <w:rPr>
-          <w:rFonts w:ascii="Times New Roman" w:eastAsia="Times New Roman" w:hAnsi="Times New Roman" w:cs="Times New Roman"/>
-          <w:color w:val="000000"/>
-          <w:kern w:val="0"/>
-          <w14:ligatures w14:val="none"/>
-        </w:rPr>
-        <w:t>scRNA</w:t>
-      </w:r>
-      <w:proofErr w:type="spellEnd"/>
+        <w:t>alignCNmatrices()</w:t>
+      </w:r>
+      <w:r>
+        <w:rPr>
+          <w:rFonts w:ascii="Times New Roman" w:eastAsia="Times New Roman" w:hAnsi="Times New Roman" w:cs="Times New Roman"/>
+          <w:color w:val="000000"/>
+          <w:kern w:val="0"/>
+          <w14:ligatures w14:val="none"/>
+        </w:rPr>
+        <w:t> harmonises scRNA</w:t>
+      </w:r>
       <w:r>
         <w:rPr>
           <w:rFonts w:ascii="Times New Roman" w:eastAsia="Times New Roman" w:hAnsi="Times New Roman" w:cs="Times New Roman"/>
@@ -2371,27 +2075,7 @@
           <w14:ligatures w14:val="none"/>
         </w:rPr>
         <w:noBreakHyphen/>
-        <w:t>D², weighted Manhattan distance) defines ~</w:t>
-      </w:r>
-      <w:proofErr w:type="gramStart"/>
-      <w:r>
-        <w:rPr>
-          <w:rFonts w:ascii="Times New Roman" w:eastAsia="Times New Roman" w:hAnsi="Times New Roman" w:cs="Times New Roman"/>
-          <w:color w:val="000000"/>
-          <w:kern w:val="0"/>
-          <w14:ligatures w14:val="none"/>
-        </w:rPr>
-        <w:t>8  clones</w:t>
-      </w:r>
-      <w:proofErr w:type="gramEnd"/>
-      <w:r>
-        <w:rPr>
-          <w:rFonts w:ascii="Times New Roman" w:eastAsia="Times New Roman" w:hAnsi="Times New Roman" w:cs="Times New Roman"/>
-          <w:color w:val="000000"/>
-          <w:kern w:val="0"/>
-          <w14:ligatures w14:val="none"/>
-        </w:rPr>
-        <w:t>.</w:t>
+        <w:t>D², weighted Manhattan distance) defines ~8  clones.</w:t>
       </w:r>
     </w:p>
     <w:p>
@@ -2426,27 +2110,7 @@
           <w:kern w:val="0"/>
           <w14:ligatures w14:val="none"/>
         </w:rPr>
-        <w:t> – heatmaps (</w:t>
-      </w:r>
-      <w:proofErr w:type="spellStart"/>
-      <w:r>
-        <w:rPr>
-          <w:rFonts w:ascii="Times New Roman" w:eastAsia="Times New Roman" w:hAnsi="Times New Roman" w:cs="Times New Roman"/>
-          <w:color w:val="000000"/>
-          <w:kern w:val="0"/>
-          <w14:ligatures w14:val="none"/>
-        </w:rPr>
-        <w:t>scRNA</w:t>
-      </w:r>
-      <w:proofErr w:type="spellEnd"/>
-      <w:r>
-        <w:rPr>
-          <w:rFonts w:ascii="Times New Roman" w:eastAsia="Times New Roman" w:hAnsi="Times New Roman" w:cs="Times New Roman"/>
-          <w:color w:val="000000"/>
-          <w:kern w:val="0"/>
-          <w14:ligatures w14:val="none"/>
-        </w:rPr>
-        <w:t>, karyotype, combined) are written to </w:t>
+        <w:t> – heatmaps (scRNA, karyotype, combined) are written to </w:t>
       </w:r>
       <w:r>
         <w:rPr>
@@ -2466,27 +2130,7 @@
           <w:kern w:val="0"/>
           <w14:ligatures w14:val="none"/>
         </w:rPr>
-        <w:t xml:space="preserve">; </w:t>
-      </w:r>
-      <w:proofErr w:type="spellStart"/>
-      <w:r>
-        <w:rPr>
-          <w:rFonts w:ascii="Times New Roman" w:eastAsia="Times New Roman" w:hAnsi="Times New Roman" w:cs="Times New Roman"/>
-          <w:color w:val="000000"/>
-          <w:kern w:val="0"/>
-          <w14:ligatures w14:val="none"/>
-        </w:rPr>
-        <w:t>colours</w:t>
-      </w:r>
-      <w:proofErr w:type="spellEnd"/>
-      <w:r>
-        <w:rPr>
-          <w:rFonts w:ascii="Times New Roman" w:eastAsia="Times New Roman" w:hAnsi="Times New Roman" w:cs="Times New Roman"/>
-          <w:color w:val="000000"/>
-          <w:kern w:val="0"/>
-          <w14:ligatures w14:val="none"/>
-        </w:rPr>
-        <w:t xml:space="preserve"> track either biological origin or clone membership</w:t>
+        <w:t>; colours track either biological origin or clone membership</w:t>
       </w:r>
       <w:r>
         <w:rPr>
@@ -2591,6 +2235,7 @@
           <w:color w:val="000000"/>
           <w:kern w:val="0"/>
         </w:rPr>
+        <w:lastRenderedPageBreak/>
         <w:drawing>
           <wp:inline distT="0" distB="0" distL="0" distR="0" wp14:anchorId="23E5555C" wp14:editId="30086B16">
             <wp:extent cx="4125773" cy="3305635"/>
@@ -2672,23 +2317,7 @@
       <w:bookmarkEnd w:id="0"/>
       <w:bookmarkEnd w:id="1"/>
       <w:r>
-        <w:t xml:space="preserve">: Example of combined copy number heatmap comparing </w:t>
-      </w:r>
-      <w:proofErr w:type="spellStart"/>
-      <w:r>
-        <w:t>scRNA</w:t>
-      </w:r>
-      <w:proofErr w:type="spellEnd"/>
-      <w:r>
-        <w:t xml:space="preserve">-seq and karyotyping derived copy number profiles. Every row is a cluster of cells from either karyotyping or </w:t>
-      </w:r>
-      <w:proofErr w:type="spellStart"/>
-      <w:r>
-        <w:t>scRNAseq</w:t>
-      </w:r>
-      <w:proofErr w:type="spellEnd"/>
-      <w:r>
-        <w:t xml:space="preserve"> of 4N SUM159 cells.</w:t>
+        <w:t>: Example of combined copy number heatmap comparing scRNA-seq and karyotyping derived copy number profiles. Every row is a cluster of cells from either karyotyping or scRNAseq of 4N SUM159 cells.</w:t>
       </w:r>
     </w:p>
     <w:p>
@@ -2709,7 +2338,7 @@
         <w:rPr>
           <w:noProof/>
         </w:rPr>
-        <w:pict w14:anchorId="5AC2350D">
+        <w:pict w14:anchorId="651C191A">
           <v:rect id="Horizontal Line 3" o:spid="_x0000_s1027" alt="" style="width:468pt;height:.1pt;visibility:visible;mso-wrap-style:square;mso-width-percent:0;mso-height-percent:0;mso-left-percent:-10001;mso-top-percent:-10001;mso-position-horizontal:absolute;mso-position-horizontal-relative:char;mso-position-vertical:absolute;mso-position-vertical-relative:line;mso-width-percent:0;mso-height-percent:0;mso-left-percent:-10001;mso-top-percent:-10001;v-text-anchor:top" filled="f">
             <o:lock v:ext="edit" rotation="t" aspectratio="t" verticies="t" text="t" shapetype="t"/>
             <w10:anchorlock/>
@@ -2732,7 +2361,6 @@
           <w14:ligatures w14:val="none"/>
         </w:rPr>
       </w:pPr>
-      <w:proofErr w:type="gramStart"/>
       <w:r>
         <w:rPr>
           <w:rFonts w:ascii="Times New Roman" w:eastAsia="Times New Roman" w:hAnsi="Times New Roman" w:cs="Times New Roman"/>
@@ -2744,21 +2372,7 @@
           <w:szCs w:val="36"/>
           <w14:ligatures w14:val="none"/>
         </w:rPr>
-        <w:t>4  Next</w:t>
-      </w:r>
-      <w:proofErr w:type="gramEnd"/>
-      <w:r>
-        <w:rPr>
-          <w:rFonts w:ascii="Times New Roman" w:eastAsia="Times New Roman" w:hAnsi="Times New Roman" w:cs="Times New Roman"/>
-          <w:b/>
-          <w:bCs/>
-          <w:color w:val="000000"/>
-          <w:kern w:val="0"/>
-          <w:sz w:val="36"/>
-          <w:szCs w:val="36"/>
-          <w14:ligatures w14:val="none"/>
-        </w:rPr>
-        <w:t xml:space="preserve"> Steps</w:t>
+        <w:t>4  Next Steps</w:t>
       </w:r>
     </w:p>
     <w:p>
@@ -2894,19 +2508,8 @@
           <w:kern w:val="0"/>
           <w14:ligatures w14:val="none"/>
         </w:rPr>
-        <w:t xml:space="preserve">. Flag </w:t>
-      </w:r>
-      <w:proofErr w:type="spellStart"/>
-      <w:r>
-        <w:rPr>
-          <w:rFonts w:ascii="Times New Roman" w:eastAsia="Times New Roman" w:hAnsi="Times New Roman" w:cs="Times New Roman"/>
-          <w:color w:val="000000"/>
-          <w:kern w:val="0"/>
-          <w14:ligatures w14:val="none"/>
-        </w:rPr>
-        <w:t>multiplet</w:t>
-      </w:r>
-      <w:proofErr w:type="spellEnd"/>
+        <w:t>. Flag multiplet</w:t>
+      </w:r>
       <w:r>
         <w:rPr>
           <w:rFonts w:ascii="Times New Roman" w:eastAsia="Times New Roman" w:hAnsi="Times New Roman" w:cs="Times New Roman"/>
@@ -2974,29 +2577,16 @@
           <w14:ligatures w14:val="none"/>
         </w:rPr>
       </w:pPr>
-      <w:proofErr w:type="spellStart"/>
-      <w:r>
-        <w:rPr>
-          <w:rFonts w:ascii="Times New Roman" w:eastAsia="Times New Roman" w:hAnsi="Times New Roman" w:cs="Times New Roman"/>
-          <w:b/>
-          <w:bCs/>
-          <w:color w:val="000000"/>
-          <w:kern w:val="0"/>
-          <w14:ligatures w14:val="none"/>
-        </w:rPr>
-        <w:t>Normalisation</w:t>
-      </w:r>
-      <w:proofErr w:type="spellEnd"/>
-      <w:r>
-        <w:rPr>
-          <w:rFonts w:ascii="Times New Roman" w:eastAsia="Times New Roman" w:hAnsi="Times New Roman" w:cs="Times New Roman"/>
-          <w:b/>
-          <w:bCs/>
-          <w:color w:val="000000"/>
-          <w:kern w:val="0"/>
-          <w14:ligatures w14:val="none"/>
-        </w:rPr>
-        <w:t xml:space="preserve"> &amp; integration</w:t>
+      <w:r>
+        <w:rPr>
+          <w:rFonts w:ascii="Times New Roman" w:eastAsia="Times New Roman" w:hAnsi="Times New Roman" w:cs="Times New Roman"/>
+          <w:b/>
+          <w:bCs/>
+          <w:color w:val="000000"/>
+          <w:kern w:val="0"/>
+          <w14:ligatures w14:val="none"/>
+        </w:rPr>
+        <w:t>Normalisation &amp; integration</w:t>
       </w:r>
       <w:r>
         <w:rPr>
@@ -3027,7 +2617,6 @@
         </w:rPr>
         <w:t> or </w:t>
       </w:r>
-      <w:proofErr w:type="spellStart"/>
       <w:r>
         <w:rPr>
           <w:rFonts w:ascii="Times New Roman" w:eastAsia="Times New Roman" w:hAnsi="Times New Roman" w:cs="Times New Roman"/>
@@ -3039,35 +2628,14 @@
         </w:rPr>
         <w:t>Scanpy</w:t>
       </w:r>
-      <w:proofErr w:type="spellEnd"/>
-      <w:r>
-        <w:rPr>
-          <w:rFonts w:ascii="Times New Roman" w:eastAsia="Times New Roman" w:hAnsi="Times New Roman" w:cs="Times New Roman"/>
-          <w:color w:val="000000"/>
-          <w:kern w:val="0"/>
-          <w14:ligatures w14:val="none"/>
-        </w:rPr>
-        <w:t xml:space="preserve"> with </w:t>
-      </w:r>
-      <w:proofErr w:type="spellStart"/>
-      <w:r>
-        <w:rPr>
-          <w:rFonts w:ascii="Times New Roman" w:eastAsia="Times New Roman" w:hAnsi="Times New Roman" w:cs="Times New Roman"/>
-          <w:color w:val="000000"/>
-          <w:kern w:val="0"/>
-          <w14:ligatures w14:val="none"/>
-        </w:rPr>
-        <w:t>SCTransform</w:t>
-      </w:r>
-      <w:proofErr w:type="spellEnd"/>
-      <w:r>
-        <w:rPr>
-          <w:rFonts w:ascii="Times New Roman" w:eastAsia="Times New Roman" w:hAnsi="Times New Roman" w:cs="Times New Roman"/>
-          <w:color w:val="000000"/>
-          <w:kern w:val="0"/>
-          <w14:ligatures w14:val="none"/>
-        </w:rPr>
-        <w:t xml:space="preserve">/SCVI as preferred. Keep annotation of clones (cluster labels already derived) </w:t>
+      <w:r>
+        <w:rPr>
+          <w:rFonts w:ascii="Times New Roman" w:eastAsia="Times New Roman" w:hAnsi="Times New Roman" w:cs="Times New Roman"/>
+          <w:color w:val="000000"/>
+          <w:kern w:val="0"/>
+          <w14:ligatures w14:val="none"/>
+        </w:rPr>
+        <w:t xml:space="preserve"> with SCTransform/SCVI as preferred. Keep annotation of clones (cluster labels already derived) </w:t>
       </w:r>
     </w:p>
     <w:p>
@@ -3194,27 +2762,7 @@
           <w14:ligatures w14:val="none"/>
         </w:rPr>
         <w:noBreakHyphen/>
-        <w:t xml:space="preserve">driven expression </w:t>
-      </w:r>
-      <w:proofErr w:type="spellStart"/>
-      <w:r>
-        <w:rPr>
-          <w:rFonts w:ascii="Times New Roman" w:eastAsia="Times New Roman" w:hAnsi="Times New Roman" w:cs="Times New Roman"/>
-          <w:color w:val="000000"/>
-          <w:kern w:val="0"/>
-          <w14:ligatures w14:val="none"/>
-        </w:rPr>
-        <w:t>programmes</w:t>
-      </w:r>
-      <w:proofErr w:type="spellEnd"/>
-      <w:r>
-        <w:rPr>
-          <w:rFonts w:ascii="Times New Roman" w:eastAsia="Times New Roman" w:hAnsi="Times New Roman" w:cs="Times New Roman"/>
-          <w:color w:val="000000"/>
-          <w:kern w:val="0"/>
-          <w14:ligatures w14:val="none"/>
-        </w:rPr>
-        <w:t>.</w:t>
+        <w:t>driven expression programmes.</w:t>
       </w:r>
     </w:p>
     <w:p>
@@ -3249,27 +2797,7 @@
           <w:kern w:val="0"/>
           <w14:ligatures w14:val="none"/>
         </w:rPr>
-        <w:t xml:space="preserve">: GSEA, </w:t>
-      </w:r>
-      <w:proofErr w:type="spellStart"/>
-      <w:r>
-        <w:rPr>
-          <w:rFonts w:ascii="Times New Roman" w:eastAsia="Times New Roman" w:hAnsi="Times New Roman" w:cs="Times New Roman"/>
-          <w:color w:val="000000"/>
-          <w:kern w:val="0"/>
-          <w14:ligatures w14:val="none"/>
-        </w:rPr>
-        <w:t>msigdb</w:t>
-      </w:r>
-      <w:proofErr w:type="spellEnd"/>
-      <w:r>
-        <w:rPr>
-          <w:rFonts w:ascii="Times New Roman" w:eastAsia="Times New Roman" w:hAnsi="Times New Roman" w:cs="Times New Roman"/>
-          <w:color w:val="000000"/>
-          <w:kern w:val="0"/>
-          <w14:ligatures w14:val="none"/>
-        </w:rPr>
-        <w:t xml:space="preserve"> Hallmark, cell</w:t>
+        <w:t>: GSEA, msigdb Hallmark, cell</w:t>
       </w:r>
       <w:r>
         <w:rPr>
@@ -3426,6 +2954,7 @@
           <w:kern w:val="0"/>
           <w14:ligatures w14:val="none"/>
         </w:rPr>
+        <w:lastRenderedPageBreak/>
         <w:t>Build joint latent representations (e.g. MOFA 2) to capture variance shared between CN and transcriptome.</w:t>
       </w:r>
     </w:p>
@@ -3521,7 +3050,6 @@
         </w:rPr>
         <w:t>Couple clone abundance and expression signatures to survival (</w:t>
       </w:r>
-      <w:proofErr w:type="spellStart"/>
       <w:r>
         <w:rPr>
           <w:rFonts w:ascii="Courier New" w:eastAsia="Times New Roman" w:hAnsi="Courier New" w:cs="Courier New"/>
@@ -3533,7 +3061,6 @@
         </w:rPr>
         <w:t>deltaDays</w:t>
       </w:r>
-      <w:proofErr w:type="spellEnd"/>
       <w:r>
         <w:rPr>
           <w:rFonts w:ascii="Times New Roman" w:eastAsia="Times New Roman" w:hAnsi="Times New Roman" w:cs="Times New Roman"/>
@@ -3777,27 +3304,7 @@
                 <w:kern w:val="0"/>
                 <w14:ligatures w14:val="none"/>
               </w:rPr>
-              <w:t xml:space="preserve">Integrative model (CN + RNA ↔ survival); slide deck </w:t>
-            </w:r>
-            <w:proofErr w:type="spellStart"/>
-            <w:r>
-              <w:rPr>
-                <w:rFonts w:ascii="Times New Roman" w:eastAsia="Times New Roman" w:hAnsi="Times New Roman" w:cs="Times New Roman"/>
-                <w:color w:val="000000"/>
-                <w:kern w:val="0"/>
-                <w14:ligatures w14:val="none"/>
-              </w:rPr>
-              <w:t>summarising</w:t>
-            </w:r>
-            <w:proofErr w:type="spellEnd"/>
-            <w:r>
-              <w:rPr>
-                <w:rFonts w:ascii="Times New Roman" w:eastAsia="Times New Roman" w:hAnsi="Times New Roman" w:cs="Times New Roman"/>
-                <w:color w:val="000000"/>
-                <w:kern w:val="0"/>
-                <w14:ligatures w14:val="none"/>
-              </w:rPr>
-              <w:t xml:space="preserve"> results.</w:t>
+              <w:t>Integrative model (CN + RNA ↔ survival); slide deck summarising results.</w:t>
             </w:r>
           </w:p>
         </w:tc>
@@ -3821,7 +3328,7 @@
         <w:rPr>
           <w:noProof/>
         </w:rPr>
-        <w:pict w14:anchorId="6AED96F5">
+        <w:pict w14:anchorId="197FC36E">
           <v:rect id="Horizontal Line 4" o:spid="_x0000_s1026" alt="" style="width:468pt;height:.1pt;visibility:visible;mso-wrap-style:square;mso-width-percent:0;mso-height-percent:0;mso-left-percent:-10001;mso-top-percent:-10001;mso-position-horizontal:absolute;mso-position-horizontal-relative:char;mso-position-vertical:absolute;mso-position-vertical-relative:line;mso-width-percent:0;mso-height-percent:0;mso-left-percent:-10001;mso-top-percent:-10001;v-text-anchor:top" filled="f">
             <o:lock v:ext="edit" rotation="t" aspectratio="t" verticies="t" text="t" shapetype="t"/>
             <w10:anchorlock/>
@@ -3844,7 +3351,6 @@
           <w14:ligatures w14:val="none"/>
         </w:rPr>
       </w:pPr>
-      <w:proofErr w:type="gramStart"/>
       <w:r>
         <w:rPr>
           <w:rFonts w:ascii="Times New Roman" w:eastAsia="Times New Roman" w:hAnsi="Times New Roman" w:cs="Times New Roman"/>
@@ -3856,21 +3362,7 @@
           <w:szCs w:val="36"/>
           <w14:ligatures w14:val="none"/>
         </w:rPr>
-        <w:t>5  Key</w:t>
-      </w:r>
-      <w:proofErr w:type="gramEnd"/>
-      <w:r>
-        <w:rPr>
-          <w:rFonts w:ascii="Times New Roman" w:eastAsia="Times New Roman" w:hAnsi="Times New Roman" w:cs="Times New Roman"/>
-          <w:b/>
-          <w:bCs/>
-          <w:color w:val="000000"/>
-          <w:kern w:val="0"/>
-          <w:sz w:val="36"/>
-          <w:szCs w:val="36"/>
-          <w14:ligatures w14:val="none"/>
-        </w:rPr>
-        <w:t xml:space="preserve"> Resources</w:t>
+        <w:t>5  Key Resources</w:t>
       </w:r>
     </w:p>
     <w:p>
@@ -3957,7 +3449,6 @@
           <w14:ligatures w14:val="none"/>
         </w:rPr>
       </w:pPr>
-      <w:proofErr w:type="spellStart"/>
       <w:r>
         <w:rPr>
           <w:rFonts w:ascii="Courier New" w:eastAsia="Times New Roman" w:hAnsi="Courier New" w:cs="Courier New"/>
@@ -3969,7 +3460,6 @@
         </w:rPr>
         <w:t>Gem_InVivo_SurvivalAnalysisPloidy.R</w:t>
       </w:r>
-      <w:proofErr w:type="spellEnd"/>
       <w:r>
         <w:rPr>
           <w:rFonts w:ascii="Times New Roman" w:eastAsia="Times New Roman" w:hAnsi="Times New Roman" w:cs="Times New Roman"/>
@@ -3994,7 +3484,6 @@
           <w14:ligatures w14:val="none"/>
         </w:rPr>
       </w:pPr>
-      <w:proofErr w:type="spellStart"/>
       <w:r>
         <w:rPr>
           <w:rFonts w:ascii="Courier New" w:eastAsia="Times New Roman" w:hAnsi="Courier New" w:cs="Courier New"/>
@@ -4006,7 +3495,6 @@
         </w:rPr>
         <w:t>Manager.R</w:t>
       </w:r>
-      <w:proofErr w:type="spellEnd"/>
       <w:r>
         <w:rPr>
           <w:rFonts w:ascii="Times New Roman" w:eastAsia="Times New Roman" w:hAnsi="Times New Roman" w:cs="Times New Roman"/>
@@ -4031,7 +3519,6 @@
           <w14:ligatures w14:val="none"/>
         </w:rPr>
       </w:pPr>
-      <w:proofErr w:type="spellStart"/>
       <w:r>
         <w:rPr>
           <w:rFonts w:ascii="Courier New" w:eastAsia="Times New Roman" w:hAnsi="Courier New" w:cs="Courier New"/>
@@ -4041,10 +3528,8 @@
           <w:szCs w:val="20"/>
           <w14:ligatures w14:val="none"/>
         </w:rPr>
-        <w:lastRenderedPageBreak/>
         <w:t>Utils.R</w:t>
       </w:r>
-      <w:proofErr w:type="spellEnd"/>
       <w:r>
         <w:rPr>
           <w:rFonts w:ascii="Times New Roman" w:eastAsia="Times New Roman" w:hAnsi="Times New Roman" w:cs="Times New Roman"/>
@@ -4095,25 +3580,14 @@
           <w14:ligatures w14:val="none"/>
         </w:rPr>
       </w:pPr>
-      <w:proofErr w:type="spellStart"/>
-      <w:r>
-        <w:rPr>
-          <w:rFonts w:ascii="Times New Roman" w:eastAsia="Times New Roman" w:hAnsi="Times New Roman" w:cs="Times New Roman"/>
-          <w:color w:val="000000"/>
-          <w:kern w:val="0"/>
-          <w14:ligatures w14:val="none"/>
-        </w:rPr>
-        <w:t>Tumour</w:t>
-      </w:r>
-      <w:proofErr w:type="spellEnd"/>
-      <w:r>
-        <w:rPr>
-          <w:rFonts w:ascii="Times New Roman" w:eastAsia="Times New Roman" w:hAnsi="Times New Roman" w:cs="Times New Roman"/>
-          <w:color w:val="000000"/>
-          <w:kern w:val="0"/>
-          <w14:ligatures w14:val="none"/>
-        </w:rPr>
-        <w:t xml:space="preserve"> metrics </w:t>
+      <w:r>
+        <w:rPr>
+          <w:rFonts w:ascii="Times New Roman" w:eastAsia="Times New Roman" w:hAnsi="Times New Roman" w:cs="Times New Roman"/>
+          <w:color w:val="000000"/>
+          <w:kern w:val="0"/>
+          <w14:ligatures w14:val="none"/>
+        </w:rPr>
+        <w:t>Tumour metrics </w:t>
       </w:r>
       <w:r>
         <w:rPr>
@@ -4171,7 +3645,6 @@
           <w14:ligatures w14:val="none"/>
         </w:rPr>
       </w:pPr>
-      <w:proofErr w:type="spellStart"/>
       <w:r>
         <w:rPr>
           <w:rFonts w:ascii="Times New Roman" w:eastAsia="Times New Roman" w:hAnsi="Times New Roman" w:cs="Times New Roman"/>
@@ -4181,7 +3654,6 @@
         </w:rPr>
         <w:t>scRNA</w:t>
       </w:r>
-      <w:proofErr w:type="spellEnd"/>
       <w:r>
         <w:rPr>
           <w:rFonts w:ascii="Times New Roman" w:eastAsia="Times New Roman" w:hAnsi="Times New Roman" w:cs="Times New Roman"/>
